--- a/proposals/ElectroCom-LORiMDT-RFI-Response.docx
+++ b/proposals/ElectroCom-LORiMDT-RFI-Response.docx
@@ -18,7 +18,7 @@
         <w:t>Submitted to:</w:t>
       </w:r>
       <w:r>
-        <w:t xml:space="preserve"> Casi M. Vician, Chief Technology Architect, Lucas Health Tech (casi@lucashealthtech.com)</w:t>
+        <w:t xml:space="preserve"> Casi M. Vician, Founder &amp; CEO, Lucas Health Tech (casi@lucashealthtech.com)</w:t>
       </w:r>
     </w:p>
     <w:p>
@@ -102,7 +102,7 @@
     </w:p>
     <w:p>
       <w:r>
-        <w:t>ElectroCom trades as ElectroCom (legal entity ElectroCom Innovations LLC), a US-registered company founded in 1998 with 28 years in technology, from telecom infrastructure into full-stack software, data, and AI/ML delivery. Headquarters: 2750 S Preston Rd, Ste 1167, Celina, TX 75009. Delivery office: Multan, Pakistan. Team: 11+ across engineering, data science, and DevOps, of whom 6 have worked on our current healthcare SaaS engagement. We are privately held and services-profitable; we are not disclosing revenue figures at the RFI stage. We run US-based production governance with a dedicated delivery team offshore, which is the onshore-production and offshore-development structure your FAQ Q59 describes as acceptable. The PHI controls are in Section 2.4.</w:t>
+        <w:t>ElectroCom trades as ElectroCom (legal entity ElectroCom Innovations LLC), a US-registered company founded in 1998 with 28 years in technology, from telecom infrastructure into full-stack software, data, and AI/ML delivery. Headquarters: 2750 S Preston Rd, Ste 1167, Celina, TX 75009. Team: 11+ across engineering, data science, and DevOps, of whom 6 have worked on our current healthcare SaaS engagement. We are privately held and services-profitable; we are not disclosing revenue figures at the RFI stage. Our PHI controls and data-residency approach are in Section 2.4.</w:t>
       </w:r>
     </w:p>
     <w:p>
@@ -128,7 +128,7 @@
     </w:p>
     <w:p>
       <w:r>
-        <w:t>Our directly comparable experience is the clinical-platform engagement above. It began as a modernization of a legacy desktop clinical application that had run hospital lab workflows for over a decade, and we rebuilt it module by module into a production React cloud application while the platform stayed live for its hospital users. It now runs across hospitals in Australia and the UK and covers patient records, clinical quality control and reporting, appointment scheduling, and staff rostering, on real clinical data. The program ran about 20 months and never took the clinical service offline, which is the same constraint LORiMDT carries: you cannot pause a live clinical service to modernize it. See Appendix B for a fuller write-up.</w:t>
+        <w:t>Our directly comparable experience is the clinical-platform engagement above. It began as a modernization of a legacy desktop clinical application that had run hospital lab workflows for over a decade, and we rebuilt it module by module into a production React cloud application while the platform stayed live for its hospital users. It now runs across hospitals in Australia and the UK and covers patient records, clinical quality control, structured clinical reporting and diagnostic-report analysis, appointment scheduling, and staff rostering, on real clinical data. Our data team has hands-on experience turning clinical reports into structured, analyzable data, which maps directly to LORiMDT's registry-quality capture. The program ran about 20 months and never took the clinical service offline, which is the same constraint LORiMDT carries: you cannot pause a live clinical service to modernize it. See Appendix B for a fuller write-up.</w:t>
       </w:r>
     </w:p>
     <w:p>
@@ -405,7 +405,7 @@
     </w:p>
     <w:p>
       <w:r>
-        <w:t>We will be direct: ElectroCom does not currently hold SOC 2 Type II, HITRUST, or ISO 27001. We are not going to present a certification portfolio we do not have, because it would not survive the demo and reference stage. What we do is build to the controls those frameworks specify (encryption, least-privilege access, audit logging, change management, and BAAs), and we will commit contractually to achieving SOC 2 Type II within 12 months of contract signing, with ISO 27001 for our offshore delivery operation on a similar horizon. If a certification is a hard gate for you at pilot, tell us and we will scope the timeline and cost into the proposal directly rather than around it.</w:t>
+        <w:t>We will be direct: ElectroCom does not currently hold SOC 2 Type II, HITRUST, or ISO 27001. What we do is build to the controls those frameworks specify (encryption, least-privilege access, audit logging, change management, and BAAs), and we will commit contractually to achieving SOC 2 Type II within 12 months of contract signing, with ISO 27001 for our delivery operations on a similar horizon. If a certification is a hard gate for you at pilot, tell us and we will scope the timeline and cost into the proposal directly rather than around it.</w:t>
       </w:r>
     </w:p>
     <w:p>
@@ -444,7 +444,7 @@
     </w:p>
     <w:p>
       <w:r>
-        <w:t>Yes, we guarantee US-based data residency for production PHI: the application, its data, and its authentication endpoints reside in US AWS regions, enforced by hosting and network controls (your FAQ Q48). Disclosure, per your FAQ Q57 and Q59: production PHI is accessed only by US-based production and DevOps roles. Our development and testing team in Multan, Pakistan works against de-identified or synthetic data only and does not access production PHI, under least-privilege controls and the confidentiality terms of the engagement. This is the onshore-production and offshore-development split your FAQ Q59 blesses, and we will document the technical and contractual controls that keep PHI onshore.</w:t>
+        <w:t>Yes, we guarantee US-based data residency for production PHI: the application, its data, and its authentication endpoints reside in US AWS regions, enforced by hosting and network controls (your FAQ Q48). Disclosure, per your FAQ Q57 and Q59: production PHI is accessed only by US-based production and DevOps roles. Our development and testing team, which works from outside the United States, accesses only de-identified or synthetic data and never production PHI, under least-privilege controls and the confidentiality terms of the engagement. This is the onshore-production and offshore-development split your FAQ Q59 blesses, and we will document the technical and contractual controls that keep PHI onshore.</w:t>
       </w:r>
     </w:p>
     <w:p>
@@ -609,11 +609,6 @@
       </w:pPr>
       <w:r>
         <w:t>Clinical and product liaison working directly with your BA/product owner and Dr. Baker's group.</w:t>
-      </w:r>
-    </w:p>
-    <w:p>
-      <w:r>
-        <w:t>Locations and PHI access per Q26: US-based production governance, offshore development on synthetic and de-identified data.</w:t>
       </w:r>
     </w:p>
     <w:p>
@@ -1202,12 +1197,12 @@
         <w:pStyle w:val="Heading2"/>
       </w:pPr>
       <w:r>
-        <w:t>Appendix A. Architecture diagram</w:t>
+        <w:t>Appendix A. Architecture</w:t>
       </w:r>
     </w:p>
     <w:p>
       <w:r>
-        <w:t>Multi-tenant US AWS deployment, FHIR integration layer, and the three-tier capture model. [add diagram if time allows; optional]</w:t>
+        <w:t>Multi-tenant US AWS deployment, FHIR integration layer, and the three-tier capture model.</w:t>
       </w:r>
     </w:p>
     <w:p>

--- a/proposals/ElectroCom-LORiMDT-RFI-Response.docx
+++ b/proposals/ElectroCom-LORiMDT-RFI-Response.docx
@@ -76,7 +76,7 @@
     </w:p>
     <w:p>
       <w:r>
-        <w:t>Where LORiMDT asks for something we would be building for the first time, we say so plainly.</w:t>
+        <w:t>Where LORiMDT asks for something we would be building for the first time, we say so plainly. And because we would rather you test us than take our word, we have proposed a short paid discovery sprint (Section 2.7, Q36) so you can watch us work before the full build commits.</w:t>
       </w:r>
     </w:p>
     <w:p>
@@ -392,7 +392,7 @@
     </w:p>
     <w:p>
       <w:r>
-        <w:t>The platform runs in a US-based, HIPAA-eligible AWS environment with US data residency. We execute BAAs. PHI is encrypted, access is least-privilege and US or client-governed, and the audit trail (Q21) covers PHI access. Production PHI is processed only in the US environment.</w:t>
+        <w:t>The platform runs in a US-based, HIPAA-eligible AWS environment with US data residency. We execute BAAs. PHI is encrypted, access is least-privilege and client-governed, and the audit trail (Q21) covers PHI access. Production PHI is processed only in the US environment.</w:t>
       </w:r>
     </w:p>
     <w:p>
@@ -444,7 +444,54 @@
     </w:p>
     <w:p>
       <w:r>
-        <w:t>Yes, we guarantee US-based data residency for production PHI: the application, its data, and its authentication endpoints reside in US AWS regions, enforced by hosting and network controls (your FAQ Q48). Disclosure, per your FAQ Q57 and Q59: production PHI is accessed only by US-based production and DevOps roles. Our development and testing team, which works from outside the United States, accesses only de-identified or synthetic data and never production PHI, under least-privilege controls and the confidentiality terms of the engagement. This is the onshore-production and offshore-development split your FAQ Q59 blesses, and we will document the technical and contractual controls that keep PHI onshore.</w:t>
+        <w:t>Production PHI resides in US AWS regions. The application, its database, and its authentication endpoints deploy to your US-region AWS account, enforced by region restriction, network controls, and IAM policy (your FAQ Q48).</w:t>
+      </w:r>
+    </w:p>
+    <w:p>
+      <w:r>
+        <w:t>Disclosure, per your FAQ Q57 and Q59: ElectroCom's engineering team works from our Multan, Pakistan office, and our US entity and engagement accountability sit at our Celina, Texas headquarters. We state that plainly rather than implying a US-resident engineering bench we do not have.</w:t>
+      </w:r>
+    </w:p>
+    <w:p>
+      <w:r>
+        <w:t>The control that matters is not where engineers sit but who can reach production PHI:</w:t>
+      </w:r>
+    </w:p>
+    <w:p>
+      <w:pPr>
+        <w:pStyle w:val="ListBullet"/>
+      </w:pPr>
+      <w:r>
+        <w:t>No standing human access to production. Deployment is via CI/CD from version control, and engineers hold no interactive production credentials.</w:t>
+      </w:r>
+    </w:p>
+    <w:p>
+      <w:pPr>
+        <w:pStyle w:val="ListBullet"/>
+      </w:pPr>
+      <w:r>
+        <w:t>Development and testing run entirely against de-identified or synthetic data, never production PHI. That is the split your FAQ Q59 describes.</w:t>
+      </w:r>
+    </w:p>
+    <w:p>
+      <w:pPr>
+        <w:pStyle w:val="ListBullet"/>
+      </w:pPr>
+      <w:r>
+        <w:t>Break-glass access is time-boxed, individually attributed, Lucas Health Tech-approved, fully session-logged, and reachable only through a jump path you control.</w:t>
+      </w:r>
+    </w:p>
+    <w:p>
+      <w:pPr>
+        <w:pStyle w:val="ListBullet"/>
+      </w:pPr>
+      <w:r>
+        <w:t>Logs are PHI-scrubbed, so routine debugging never exposes patient data.</w:t>
+      </w:r>
+    </w:p>
+    <w:p>
+      <w:r>
+        <w:t>If you require that every individual capable of break-glass access be US-resident, we will staff that role US-side and price it. Tell us and we will scope it directly rather than around it.</w:t>
       </w:r>
     </w:p>
     <w:p>
@@ -544,7 +591,12 @@
     </w:p>
     <w:p>
       <w:r>
-        <w:t>A dedicated pod for the pilot duration, not a shared bench:</w:t>
+        <w:t>A dedicated pod for the pilot. We name a core of six as fully dedicated and additional engineers as allocated, so the pilot is not exposed if another engagement lands.</w:t>
+      </w:r>
+    </w:p>
+    <w:p>
+      <w:r>
+        <w:t>Core, dedicated to the pilot:</w:t>
       </w:r>
     </w:p>
     <w:p>
@@ -552,7 +604,7 @@
         <w:pStyle w:val="ListBullet"/>
       </w:pPr>
       <w:r>
-        <w:t>Engagement lead and solution architect: Arslan Noor, CTO (AI and full-stack, frontier-AI experience). US-accountable.</w:t>
+        <w:t>Arslan Noor, CTO. Engagement lead and solution architect (AI and full-stack, frontier-AI experience). United States.</w:t>
       </w:r>
     </w:p>
     <w:p>
@@ -560,7 +612,7 @@
         <w:pStyle w:val="ListBullet"/>
       </w:pPr>
       <w:r>
-        <w:t>Senior full-stack engineers: Zain Goraya and Noman Aijaz.</w:t>
+        <w:t>Haseeb Ilyaas. Backend and FHIR integration. Multan, PK.</w:t>
       </w:r>
     </w:p>
     <w:p>
@@ -568,7 +620,7 @@
         <w:pStyle w:val="ListBullet"/>
       </w:pPr>
       <w:r>
-        <w:t>Backend and FHIR integration engineer: Haseeb Ilyaas.</w:t>
+        <w:t>Muhammad Husnain. Data engineering (longitudinal model, registry-quality capture). Multan, PK.</w:t>
       </w:r>
     </w:p>
     <w:p>
@@ -576,7 +628,7 @@
         <w:pStyle w:val="ListBullet"/>
       </w:pPr>
       <w:r>
-        <w:t>Data engineer for the longitudinal model and registry-quality capture: Muhammad Husnain.</w:t>
+        <w:t>Umar Farooq. Data science and AI (note generation, AI-assisted capture). Multan, PK.</w:t>
       </w:r>
     </w:p>
     <w:p>
@@ -584,7 +636,7 @@
         <w:pStyle w:val="ListBullet"/>
       </w:pPr>
       <w:r>
-        <w:t>Data scientist and AI for note generation and AI-assisted capture: Umar Farooq, with Arslan.</w:t>
+        <w:t>Bilal Arshad. DevOps and security (US AWS deployment, HIPAA controls, HA/DR). Multan, PK.</w:t>
       </w:r>
     </w:p>
     <w:p>
@@ -592,7 +644,12 @@
         <w:pStyle w:val="ListBullet"/>
       </w:pPr>
       <w:r>
-        <w:t>DevOps and security for the US AWS deployment, HIPAA controls, and HA/DR: Bilal Arshad.</w:t>
+        <w:t>Zain Goraya. Senior full-stack. Multan, PK.</w:t>
+      </w:r>
+    </w:p>
+    <w:p>
+      <w:r>
+        <w:t>Allocated as the work requires:</w:t>
       </w:r>
     </w:p>
     <w:p>
@@ -600,7 +657,7 @@
         <w:pStyle w:val="ListBullet"/>
       </w:pPr>
       <w:r>
-        <w:t>QA and engineering: Aadil Saeed and Shayan Ali.</w:t>
+        <w:t>Noman Aijaz. Full-stack. Multan, PK.</w:t>
       </w:r>
     </w:p>
     <w:p>
@@ -608,7 +665,20 @@
         <w:pStyle w:val="ListBullet"/>
       </w:pPr>
       <w:r>
-        <w:t>Clinical and product liaison working directly with your BA/product owner and Dr. Baker's group.</w:t>
+        <w:t>Aadil Saeed, Shayan Ali. QA. Multan, PK.</w:t>
+      </w:r>
+    </w:p>
+    <w:p>
+      <w:pPr>
+        <w:pStyle w:val="ListBullet"/>
+      </w:pPr>
+      <w:r>
+        <w:t>Clinical and product liaison, working directly with your BA/product owner and Dr. Baker's group.</w:t>
+      </w:r>
+    </w:p>
+    <w:p>
+      <w:r>
+        <w:t>Contracting entity and engagement accountability are US-based (Celina, TX). The engagement lead is US-based; all other named engineers work from our Pakistan office against de-identified data, per Q26.</w:t>
       </w:r>
     </w:p>
     <w:p>
@@ -1016,6 +1086,11 @@
       </w:r>
     </w:p>
     <w:p>
+      <w:r>
+        <w:t>Before you commit to the full build, we also offer a paid, fixed-scope discovery sprint of two to three weeks: a FHIR connectivity spike against a sandbox, the field-dictionary data model stood up, and one working clinical-handshake path. Fixed fee, and you can walk away at the end with the artifacts and no further obligation. Rather than ask you to take our references on faith, this lets you watch us work against your actual problem before the larger commitment. For a build with an August funding close and a January go-live, it de-risks the decision on both sides.</w:t>
+      </w:r>
+    </w:p>
+    <w:p>
       <w:pPr>
         <w:pStyle w:val="Heading2"/>
       </w:pPr>

--- a/proposals/ElectroCom-LORiMDT-RFI-Response.docx
+++ b/proposals/ElectroCom-LORiMDT-RFI-Response.docx
@@ -167,7 +167,7 @@
     </w:p>
     <w:p>
       <w:r>
-        <w:t>Cloud-native and container-based, deployed to your own US AWS environment as a managed, HIPAA-eligible footprint, which is the "on-premises to the customer's cloud" model your FAQ Q46 describes. Multi-region (East and West) for high availability and disaster recovery. We architect for secure multi-tenancy from day one, per your FAQ Q39: a single logical deployment across the 2 to 3 pilot sites, each an isolated tenant with strict logical data separation, site-scoped access control, and per-site configuration, rather than a separate stack per site. Proposed stack: containerized services on ECS or EKS, PostgreSQL for the longitudinal patient-journey data model, a FHIR integration layer, and infrastructure-as-code for reproducible per-site connection configuration and tenant isolation.</w:t>
+        <w:t>Cloud-native and container-based, deployed to your own US AWS environment as a managed, HIPAA-eligible footprint, which is the "on-premises to the customer's cloud" model your FAQ Q46 describes. Multi-region (East and West) for high availability and disaster recovery, with a day-one availability target around 98% maturing toward the five-nines objective by general availability (your FAQ Q46). We commit to an RPO of 15 minutes or less and an RTO of 4 hours or less at pilot, tightening as the platform matures, and we will align to the uniform RPO/RTO you publish for all vendors. We architect for secure multi-tenancy from day one, per your FAQ Q39: a single logical deployment across the 2 to 3 pilot sites, each an isolated tenant with strict logical data separation, site-scoped access control, and per-site configuration, rather than a separate stack per site. Proposed stack: containerized services on ECS or EKS, PostgreSQL for the longitudinal patient-journey data model, a FHIR integration layer, and infrastructure-as-code for reproducible per-site connection configuration and tenant isolation.</w:t>
       </w:r>
     </w:p>
     <w:p>

--- a/proposals/ElectroCom-LORiMDT-RFI-Response.docx
+++ b/proposals/ElectroCom-LORiMDT-RFI-Response.docx
@@ -1087,7 +1087,7 @@
     </w:p>
     <w:p>
       <w:r>
-        <w:t>Before you commit to the full build, we also offer a paid, fixed-scope discovery sprint of two to three weeks: a FHIR connectivity spike against a sandbox, the field-dictionary data model stood up, and one working clinical-handshake path. Fixed fee, and you can walk away at the end with the artifacts and no further obligation. Rather than ask you to take our references on faith, this lets you watch us work against your actual problem before the larger commitment. For a build with an August funding close and a January go-live, it de-risks the decision on both sides.</w:t>
+        <w:t>Before you commit to the full build, we also offer a fixed-fee discovery sprint of two to three weeks at $20,000: a FHIR connectivity spike against a sandbox, the field-dictionary data model stood up, and one working clinical-handshake path. It is not additive to the schedule. It is the first two to three weeks of the Q27 sequence (your August discovery window), so it does not move the January go-live. If you proceed to the full build, the $20,000 is credited in full against the kickoff milestone, so it adds nothing to the $385,000. If you walk away at the end, you keep the artifacts and owe nothing further. Rather than ask you to take our references on faith, this lets you watch us work against your actual problem for three weeks before the larger commitment.</w:t>
       </w:r>
     </w:p>
     <w:p>

--- a/proposals/ElectroCom-LORiMDT-RFI-Response.docx
+++ b/proposals/ElectroCom-LORiMDT-RFI-Response.docx
@@ -2,6 +2,45 @@
 <file path=word/document.xml><?xml version="1.0" encoding="utf-8"?>
 <w:document xmlns:wpc="http://schemas.microsoft.com/office/word/2010/wordprocessingCanvas" xmlns:mo="http://schemas.microsoft.com/office/mac/office/2008/main" xmlns:mc="http://schemas.openxmlformats.org/markup-compatibility/2006" xmlns:mv="urn:schemas-microsoft-com:mac:vml" xmlns:o="urn:schemas-microsoft-com:office:office" xmlns:r="http://schemas.openxmlformats.org/officeDocument/2006/relationships" xmlns:m="http://schemas.openxmlformats.org/officeDocument/2006/math" xmlns:v="urn:schemas-microsoft-com:vml" xmlns:wp14="http://schemas.microsoft.com/office/word/2010/wordprocessingDrawing" xmlns:wp="http://schemas.openxmlformats.org/drawingml/2006/wordprocessingDrawing" xmlns:w10="urn:schemas-microsoft-com:office:word" xmlns:w="http://schemas.openxmlformats.org/wordprocessingml/2006/main" xmlns:w14="http://schemas.microsoft.com/office/word/2010/wordml" xmlns:wpg="http://schemas.microsoft.com/office/word/2010/wordprocessingGroup" xmlns:wpi="http://schemas.microsoft.com/office/word/2010/wordprocessingInk" xmlns:wne="http://schemas.microsoft.com/office/word/2006/wordml" xmlns:wps="http://schemas.microsoft.com/office/word/2010/wordprocessingShape" mc:Ignorable="w14 wp14">
   <w:body>
+    <w:p>
+      <w:pPr>
+        <w:jc w:val="center"/>
+      </w:pPr>
+      <w:r>
+        <w:drawing>
+          <wp:inline xmlns:a="http://schemas.openxmlformats.org/drawingml/2006/main" xmlns:pic="http://schemas.openxmlformats.org/drawingml/2006/picture">
+            <wp:extent cx="1051560" cy="917486"/>
+            <wp:docPr id="1" name="Picture 1"/>
+            <wp:cNvGraphicFramePr>
+              <a:graphicFrameLocks noChangeAspect="1"/>
+            </wp:cNvGraphicFramePr>
+            <a:graphic>
+              <a:graphicData uri="http://schemas.openxmlformats.org/drawingml/2006/picture">
+                <pic:pic>
+                  <pic:nvPicPr>
+                    <pic:cNvPr id="0" name="electrocom-logo.png"/>
+                    <pic:cNvPicPr/>
+                  </pic:nvPicPr>
+                  <pic:blipFill>
+                    <a:blip r:embed="rId9"/>
+                    <a:stretch>
+                      <a:fillRect/>
+                    </a:stretch>
+                  </pic:blipFill>
+                  <pic:spPr>
+                    <a:xfrm>
+                      <a:off x="0" y="0"/>
+                      <a:ext cx="1051560" cy="917486"/>
+                    </a:xfrm>
+                    <a:prstGeom prst="rect"/>
+                  </pic:spPr>
+                </pic:pic>
+              </a:graphicData>
+            </a:graphic>
+          </wp:inline>
+        </w:drawing>
+      </w:r>
+    </w:p>
     <w:p>
       <w:pPr>
         <w:pStyle w:val="Heading1"/>
@@ -1240,17 +1279,26 @@
     </w:p>
     <w:p>
       <w:r>
-        <w:t>Our closest match to LORiMDT is the client behind the clinical-platform modernization described in Sections 2.1, 8, 9, and Appendix B. We keep that client unnamed in this written response and will make them available as a reference at the demo stage, which is where your process schedules reference checks (August 5 to 7).</w:t>
-      </w:r>
-    </w:p>
-    <w:p>
-      <w:r>
-        <w:t>A healthcare-sector client we can name now:</w:t>
+        <w:t>Healthcare-sector clients we can name now:</w:t>
       </w:r>
     </w:p>
     <w:p>
       <w:r>
         <w:t xml:space="preserve">1. </w:t>
+      </w:r>
+      <w:r>
+        <w:rPr>
+          <w:b/>
+        </w:rPr>
+        <w:t>Sono Stat Imaging (Dallas-Fort Worth, Texas, US).</w:t>
+      </w:r>
+      <w:r>
+        <w:t xml:space="preserve"> A US diagnostic medical-imaging provider covering cardiac, vascular, and general ultrasound. ElectroCom built and maintains their digital platform and operational systems. Contact: Iftikhar Saeed Khan, +1 210-422-0737, sonostatimaging@gmail.com.</w:t>
+      </w:r>
+    </w:p>
+    <w:p>
+      <w:r>
+        <w:t xml:space="preserve">2. </w:t>
       </w:r>
       <w:r>
         <w:rPr>
@@ -1264,7 +1312,12 @@
     </w:p>
     <w:p>
       <w:r>
-        <w:t>We would rather offer two solid references than pad the list, and we can add the clinical-platform client above at the demo stage.</w:t>
+        <w:t>Our closest match to LORiMDT is the clinical-platform client described in Sections 2.1, 8, 9, and Appendix B. We keep that client unnamed in this written response and make them available as a reference at the demo stage, where your process schedules reference checks (August 5 to 7).</w:t>
+      </w:r>
+    </w:p>
+    <w:p>
+      <w:r>
+        <w:t>We also design internal and manufacturing-accuracy systems for health-product manufacturers, including CoreSpeed and PharmaBuilt (nutraceutical and supplement manufacturers; contact John Linss, +1 770-630-9956, jlinss@corespeed.com). We name these as data-integrity and systems-engineering work rather than clinical-workflow references, so each is weighed for what it is. The relevance to LORiMDT is the discipline they share with registry-quality capture: structured data, validation, and traceable accuracy in a regulated setting.</w:t>
       </w:r>
     </w:p>
     <w:p>

--- a/proposals/ElectroCom-LORiMDT-RFI-Response.docx
+++ b/proposals/ElectroCom-LORiMDT-RFI-Response.docx
@@ -22,7 +22,7 @@
                     <pic:cNvPicPr/>
                   </pic:nvPicPr>
                   <pic:blipFill>
-                    <a:blip r:embed="rId9"/>
+                    <a:blip r:embed="rId10"/>
                     <a:stretch>
                       <a:fillRect/>
                     </a:stretch>
@@ -167,7 +167,7 @@
     </w:p>
     <w:p>
       <w:r>
-        <w:t>Our directly comparable experience is the clinical-platform engagement above. It began as a modernization of a legacy desktop clinical application that had run hospital lab workflows for over a decade, and we rebuilt it module by module into a production React cloud application while the platform stayed live for its hospital users. It now runs across hospitals in Australia and the UK and covers patient records, clinical quality control, structured clinical reporting and diagnostic-report analysis, appointment scheduling, and staff rostering, on real clinical data. Our data team has hands-on experience turning clinical reports into structured, analyzable data, which maps directly to LORiMDT's registry-quality capture. The program ran about 20 months and never took the clinical service offline, which is the same constraint LORiMDT carries: you cannot pause a live clinical service to modernize it. See Appendix B for a fuller write-up.</w:t>
+        <w:t>Our directly comparable experience is the clinical-platform engagement above. It began as a modernization of a legacy desktop clinical application that had run hospital lab workflows for over a decade, and we rebuilt it module by module into a production React cloud application while the platform stayed live for its hospital users. It now runs across hospitals in Australia and the UK and covers patient records, clinical quality control, structured clinical reporting and diagnostic-report analysis, appointment scheduling, and staff rostering, on real clinical data. Our data team has hands-on experience turning clinical reports into structured, analyzable data, which maps directly to LORiMDT's registry-quality capture. The program ran about 20 months and never took the clinical service offline, which is the same constraint LORiMDT carries: you cannot pause a live clinical service to modernize it. See Appendix A for a fuller write-up.</w:t>
       </w:r>
     </w:p>
     <w:p>
@@ -1279,7 +1279,12 @@
     </w:p>
     <w:p>
       <w:r>
-        <w:t>Healthcare-sector clients we can name now:</w:t>
+        <w:t>Our most comparable reference is a live, multi-hospital clinical platform our team built and runs: structured clinical workflow on real patient data, integration with EHR and legacy systems, and continuous operation across hospitals in Australia and the UK. That client is under confidentiality, so we do not name them in writing. We introduce them directly as a reference at the demo stage, where your process schedules reference checks (August 5 to 7). This is our closest match to LORiMDT in clinical scope, and we would rather have you speak with them under NDA than describe them secondhand here.</w:t>
+      </w:r>
+    </w:p>
+    <w:p>
+      <w:r>
+        <w:t>Two named healthcare clients you can contact now:</w:t>
       </w:r>
     </w:p>
     <w:p>
@@ -1293,7 +1298,7 @@
         <w:t>Sono Stat Imaging (Dallas-Fort Worth, Texas, US).</w:t>
       </w:r>
       <w:r>
-        <w:t xml:space="preserve"> A US diagnostic medical-imaging provider covering cardiac, vascular, and general ultrasound. ElectroCom built and maintains their digital platform and operational systems. Contact: Iftikhar Saeed Khan, +1 210-422-0737, sonostatimaging@gmail.com.</w:t>
+        <w:t xml:space="preserve"> A US healthcare provider delivering physician-referred diagnostic ultrasound to patients: cardiac echocardiography, carotid and vascular Doppler, and abdominal and thyroid imaging, performed by credentialed sonographers and billed through insurance. ElectroCom built and runs the digital platform and operational systems behind their imaging service, the patient-facing and clinical-operations layer they rely on day to day. Contact: Iftikhar Saeed Khan, +1 210-422-0737, sonostatimaging@gmail.com.</w:t>
       </w:r>
     </w:p>
     <w:p>
@@ -1307,17 +1312,12 @@
         <w:t>The Islamia University of Bahawalpur (IUB), Faculty of Medicine and Allied Health Sciences.</w:t>
       </w:r>
       <w:r>
-        <w:t xml:space="preserve"> A public university with a medical faculty and a teaching-hospital partnership (Nawab Sir Sadiq Muhammad Khan Abbasi Hospital). Engagement: ElectroCom built their patient-management system. Contact: IT Director, +92 300 9635022.</w:t>
+        <w:t xml:space="preserve"> A university medical faculty with a teaching-hospital partner (Nawab Sir Sadiq Muhammad Khan Abbasi Hospital). ElectroCom built their clinical patient-management system. Contact: IT Director, +92 300 9635022.</w:t>
       </w:r>
     </w:p>
     <w:p>
       <w:r>
-        <w:t>Our closest match to LORiMDT is the clinical-platform client described in Sections 2.1, 8, 9, and Appendix B. We keep that client unnamed in this written response and make them available as a reference at the demo stage, where your process schedules reference checks (August 5 to 7).</w:t>
-      </w:r>
-    </w:p>
-    <w:p>
-      <w:r>
-        <w:t>We also design internal and manufacturing-accuracy systems for health-product manufacturers, including CoreSpeed and PharmaBuilt (nutraceutical and supplement manufacturers; contact John Linss, +1 770-630-9956, jlinss@corespeed.com). We name these as data-integrity and systems-engineering work rather than clinical-workflow references, so each is weighed for what it is. The relevance to LORiMDT is the discipline they share with registry-quality capture: structured data, validation, and traceable accuracy in a regulated setting.</w:t>
+        <w:t>For completeness, we also build data-integrity and manufacturing-accuracy systems for regulated health-product manufacturers (CoreSpeed and PharmaBuilt; contact John Linss, +1 770-630-9956, jlinss@corespeed.com). We list these as systems-engineering work, not clinical-workflow references, so each is weighed for what it is.</w:t>
       </w:r>
     </w:p>
     <w:p>
@@ -1325,20 +1325,7 @@
         <w:pStyle w:val="Heading2"/>
       </w:pPr>
       <w:r>
-        <w:t>Appendix A. Architecture</w:t>
-      </w:r>
-    </w:p>
-    <w:p>
-      <w:r>
-        <w:t>Multi-tenant US AWS deployment, FHIR integration layer, and the three-tier capture model.</w:t>
-      </w:r>
-    </w:p>
-    <w:p>
-      <w:pPr>
-        <w:pStyle w:val="Heading2"/>
-      </w:pPr>
-      <w:r>
-        <w:t>Appendix B. Case study: legacy clinical platform modernization (client anonymized)</w:t>
+        <w:t>Appendix A. Case study: legacy clinical platform modernization (client anonymized)</w:t>
       </w:r>
     </w:p>
     <w:p>
@@ -1402,6 +1389,7 @@
       </w:r>
     </w:p>
     <w:sectPr>
+      <w:footerReference w:type="default" r:id="rId9"/>
       <w:pgSz w:w="12240" w:h="15840"/>
       <w:pgMar w:top="1440" w:right="1800" w:bottom="1440" w:left="1800" w:header="720" w:footer="720" w:gutter="0"/>
       <w:cols w:space="720"/>
@@ -1409,6 +1397,45 @@
     </w:sectPr>
   </w:body>
 </w:document>
+</file>
+
+<file path=word/footer1.xml><?xml version="1.0" encoding="utf-8"?>
+<w:ftr xmlns:m="http://schemas.openxmlformats.org/officeDocument/2006/math" xmlns:mc="http://schemas.openxmlformats.org/markup-compatibility/2006" xmlns:mo="http://schemas.microsoft.com/office/mac/office/2008/main" xmlns:mv="urn:schemas-microsoft-com:mac:vml" xmlns:o="urn:schemas-microsoft-com:office:office" xmlns:r="http://schemas.openxmlformats.org/officeDocument/2006/relationships" xmlns:v="urn:schemas-microsoft-com:vml" xmlns:w10="urn:schemas-microsoft-com:office:word" xmlns:w14="http://schemas.microsoft.com/office/word/2010/wordml" xmlns:w="http://schemas.openxmlformats.org/wordprocessingml/2006/main" xmlns:wne="http://schemas.microsoft.com/office/word/2006/wordml" xmlns:wp14="http://schemas.microsoft.com/office/word/2010/wordprocessingDrawing" xmlns:wp="http://schemas.openxmlformats.org/drawingml/2006/wordprocessingDrawing" xmlns:wpc="http://schemas.microsoft.com/office/word/2010/wordprocessingCanvas" xmlns:wpg="http://schemas.microsoft.com/office/word/2010/wordprocessingGroup" xmlns:wpi="http://schemas.microsoft.com/office/word/2010/wordprocessingInk" xmlns:wps="http://schemas.microsoft.com/office/word/2010/wordprocessingShape" mc:Ignorable="w14 wp14">
+  <w:p>
+    <w:pPr>
+      <w:pStyle w:val="Footer"/>
+      <w:jc w:val="center"/>
+    </w:pPr>
+    <w:r>
+      <w:rPr>
+        <w:sz w:val="16"/>
+      </w:rPr>
+      <w:t xml:space="preserve">ElectroCom · LORiMDT RFI Response · Confidential · Page </w:t>
+    </w:r>
+    <w:r>
+      <w:rPr>
+        <w:sz w:val="16"/>
+      </w:rPr>
+      <w:fldChar w:fldCharType="begin"/>
+      <w:instrText xml:space="preserve"> PAGE </w:instrText>
+      <w:fldChar w:fldCharType="end"/>
+    </w:r>
+    <w:r>
+      <w:rPr>
+        <w:sz w:val="16"/>
+      </w:rPr>
+      <w:t xml:space="preserve"> of </w:t>
+    </w:r>
+    <w:r>
+      <w:rPr>
+        <w:sz w:val="16"/>
+      </w:rPr>
+      <w:fldChar w:fldCharType="begin"/>
+      <w:instrText xml:space="preserve"> NUMPAGES </w:instrText>
+      <w:fldChar w:fldCharType="end"/>
+    </w:r>
+  </w:p>
+</w:ftr>
 </file>
 
 <file path=word/numbering.xml><?xml version="1.0" encoding="utf-8"?>
